--- a/klagomål/A 8356-2026 FSC-klagomål.docx
+++ b/klagomål/A 8356-2026 FSC-klagomål.docx
@@ -997,7 +997,7 @@
     <w:r>
       <w:tab/>
       <w:tab/>
-      <w:t>2026-02-21</w:t>
+      <w:t>2026-02-22</w:t>
       <w:br/>
       <w:br/>
     </w:r>

--- a/klagomål/A 8356-2026 FSC-klagomål.docx
+++ b/klagomål/A 8356-2026 FSC-klagomål.docx
@@ -997,7 +997,7 @@
     <w:r>
       <w:tab/>
       <w:tab/>
-      <w:t>2026-02-22</w:t>
+      <w:t>2026-02-23</w:t>
       <w:br/>
       <w:br/>
     </w:r>

--- a/klagomål/A 8356-2026 FSC-klagomål.docx
+++ b/klagomål/A 8356-2026 FSC-klagomål.docx
@@ -997,7 +997,7 @@
     <w:r>
       <w:tab/>
       <w:tab/>
-      <w:t>2026-02-23</w:t>
+      <w:t>2026-02-24</w:t>
       <w:br/>
       <w:br/>
     </w:r>

--- a/klagomål/A 8356-2026 FSC-klagomål.docx
+++ b/klagomål/A 8356-2026 FSC-klagomål.docx
@@ -997,7 +997,7 @@
     <w:r>
       <w:tab/>
       <w:tab/>
-      <w:t>2026-02-24</w:t>
+      <w:t>2026-02-25</w:t>
       <w:br/>
       <w:br/>
     </w:r>

--- a/klagomål/A 8356-2026 FSC-klagomål.docx
+++ b/klagomål/A 8356-2026 FSC-klagomål.docx
@@ -997,7 +997,7 @@
     <w:r>
       <w:tab/>
       <w:tab/>
-      <w:t>2026-02-25</w:t>
+      <w:t>2026-02-26</w:t>
       <w:br/>
       <w:br/>
     </w:r>

--- a/klagomål/A 8356-2026 FSC-klagomål.docx
+++ b/klagomål/A 8356-2026 FSC-klagomål.docx
@@ -997,7 +997,7 @@
     <w:r>
       <w:tab/>
       <w:tab/>
-      <w:t>2026-02-26</w:t>
+      <w:t>2026-02-28</w:t>
       <w:br/>
       <w:br/>
     </w:r>

--- a/klagomål/A 8356-2026 FSC-klagomål.docx
+++ b/klagomål/A 8356-2026 FSC-klagomål.docx
@@ -997,7 +997,7 @@
     <w:r>
       <w:tab/>
       <w:tab/>
-      <w:t>2026-02-28</w:t>
+      <w:t>2026-03-01</w:t>
       <w:br/>
       <w:br/>
     </w:r>

--- a/klagomål/A 8356-2026 FSC-klagomål.docx
+++ b/klagomål/A 8356-2026 FSC-klagomål.docx
@@ -997,7 +997,7 @@
     <w:r>
       <w:tab/>
       <w:tab/>
-      <w:t>2026-03-01</w:t>
+      <w:t>2026-03-02</w:t>
       <w:br/>
       <w:br/>
     </w:r>

--- a/klagomål/A 8356-2026 FSC-klagomål.docx
+++ b/klagomål/A 8356-2026 FSC-klagomål.docx
@@ -997,7 +997,7 @@
     <w:r>
       <w:tab/>
       <w:tab/>
-      <w:t>2026-03-02</w:t>
+      <w:t>2026-03-03</w:t>
       <w:br/>
       <w:br/>
     </w:r>

--- a/klagomål/A 8356-2026 FSC-klagomål.docx
+++ b/klagomål/A 8356-2026 FSC-klagomål.docx
@@ -997,7 +997,7 @@
     <w:r>
       <w:tab/>
       <w:tab/>
-      <w:t>2026-03-03</w:t>
+      <w:t>2026-03-04</w:t>
       <w:br/>
       <w:br/>
     </w:r>

--- a/klagomål/A 8356-2026 FSC-klagomål.docx
+++ b/klagomål/A 8356-2026 FSC-klagomål.docx
@@ -191,7 +191,7 @@
     </w:p>
     <w:p>
       <w:r>
-        <w:t>I avverkningsanmälan har följande 1 naturvårdsarter hittats: knärot (VU, §8). Av dessa är 1 rödlistade. För rödlistade arter har rödlistekategorin angivits inom parentes. För fridlysta arter anges även paragrafen i Artskyddsförordningen som arten är fridlyst enligt.</w:t>
+        <w:t>I avverkningsanmälan har följande 3 naturvårdsarter hittats: knärot (VU, §8), spillkråka (NT, §4) och tjäder (§4). Av dessa är 2 rödlistade. För rödlistade arter har rödlistekategorin angivits inom parentes. För fridlysta arter anges även paragrafen i Artskyddsförordningen som arten är fridlyst enligt.</w:t>
       </w:r>
     </w:p>
     <w:p>
@@ -256,7 +256,21 @@
     </w:p>
     <w:p>
       <w:r>
-        <w:t>Följande fridlysta arter har sina livsmiljöer och växtplatser i den avverkningsanmälda skogen: knärot (VU, §8).</w:t>
+        <w:t>Följande fridlysta arter har sina livsmiljöer och växtplatser i den avverkningsanmälda skogen: knärot (VU, §8), spillkråka (NT, §4) och tjäder (§4).</w:t>
+      </w:r>
+    </w:p>
+    <w:p>
+      <w:r>
+        <w:t xml:space="preserve">Observera att medlemsländerna är skyldiga att agera i enlighet med EU:s fågeldirektiv där det uttryckligen står att direktivet gäller för fåglar samt för deras ägg, bon och </w:t>
+      </w:r>
+      <w:r>
+        <w:rPr>
+          <w:b/>
+        </w:rPr>
+        <w:t xml:space="preserve">livsmiljöer </w:t>
+      </w:r>
+      <w:r>
+        <w:t>(artikel 1). Vidare att de åtgärder som vidtas inte får leda till en försämring av den nuvarande situationen beträffande bevarandet av de fågelarter som avses i artikel 1 (artikel 13). Fågeldirektivet är styrande för tillsynsansvariga myndigheters ärendehantering, ställningstaganden och beslutsfattande.</w:t>
       </w:r>
     </w:p>
     <w:p>
@@ -308,7 +322,7 @@
     </w:p>
     <w:p>
       <w:r>
-        <w:t>I det avverkningsanmälda området finns 1 fyndplatser för knärot registrerade på Artportalen. Figur 2 visar gränserna för buffertzoner på 50 m, som behöver lämnas kring fyndplatserna för att knärotslokalerna inte ska försvinna vid en avverkning. Av det avverkningsanmälda området överlappar 0.71 ha med buffertzonerna och får av detta skäl inte avverkas.</w:t>
+        <w:t>I det avverkningsanmälda området finns 9 fyndplatser för knärot registrerade på Artportalen. Figur 2 visar gränserna för buffertzoner på 50 m, som behöver lämnas kring fyndplatserna för att knärotslokalerna inte ska försvinna vid en avverkning. Av det avverkningsanmälda området överlappar 4.07 ha med buffertzonerna och får av detta skäl inte avverkas.</w:t>
       </w:r>
     </w:p>
     <w:p>
@@ -365,6 +379,64 @@
     </w:p>
     <w:p>
       <w:r>
+        <w:rPr>
+          <w:b/>
+        </w:rPr>
+        <w:t>Spillkråka (NT, §4)</w:t>
+      </w:r>
+      <w:r>
+        <w:t xml:space="preserve"> är rödlistad som nära hotad och ingår i bilaga 1 i EU:s fågeldirektiv. Den minskar i population på grund av minskad tillgång på lämpliga bo- och födoträd och minskad födotillgång. Spillkråkans minskningstakt har uppgått till 19 (24–10) % under de senaste 15 åren. Minskningstakten för den svenska populationen bedöms vara nära gränsvärdet för Sårbar (VU) (A2bc). Skogsbruk med korta omloppstider och täta, homogena ungskogar utgör det största hotet. Spillkråka är typisk art för </w:t>
+      </w:r>
+      <w:r>
+        <w:rPr>
+          <w:i/>
+        </w:rPr>
+        <w:t xml:space="preserve">9010 Taiga </w:t>
+      </w:r>
+      <w:r>
+        <w:t>och</w:t>
+      </w:r>
+      <w:r>
+        <w:rPr>
+          <w:i/>
+        </w:rPr>
+        <w:t xml:space="preserve"> 9740 Skogsbevuxen myr </w:t>
+      </w:r>
+      <w:r>
+        <w:t>(SLU Artdatabanken, 2023).</w:t>
+      </w:r>
+    </w:p>
+    <w:p>
+      <w:r>
+        <w:rPr>
+          <w:b/>
+        </w:rPr>
+        <w:t>Tjäder (§4)</w:t>
+      </w:r>
+      <w:r>
+        <w:t xml:space="preserve"> omfattas av bilaga 1 och 2 EU:s fågeldirektiv och är typisk art för </w:t>
+      </w:r>
+      <w:r>
+        <w:rPr>
+          <w:i/>
+        </w:rPr>
+        <w:t xml:space="preserve">9010 Taiga </w:t>
+      </w:r>
+      <w:r>
+        <w:t xml:space="preserve">och </w:t>
+      </w:r>
+      <w:r>
+        <w:rPr>
+          <w:i/>
+        </w:rPr>
+        <w:t>9740 Skogsbevuxen myr</w:t>
+      </w:r>
+      <w:r>
+        <w:t>. Tjädern är en utpräglad skogsfågel knuten till större sammanhängande barrskogsområden. Tupparna och hönorna utnyttjar till viss del olika miljöer, och habitatvalet varierar dessutom mellan olika delar av året. För att det ska finnas livskraftiga tjäderbestånd krävs funktionella skogslandskap med en blandning av uppvuxen, gles och luckig skog, täta sumpskogar, myrar och andra små våtmarker. Arten försvinner när skogen fragmenteras och den sammanlagda arealen hyggen och andra öppna områden blir för stor. Ett småskaligt och försiktigt virkesuttag genom hyggesfria metoder kan i vissa fall vara möjligt i området inom 200 m från lekcentrum. Längre ut från lekcentrum, inom 200–500 m bör den avverkade ytan inte överskrida 1 hektar för att undvika alltför stora och snabba förändringar (Skogsstyrelsen, 2019; SLU Artdatabanken, 2024).</w:t>
+      </w:r>
+    </w:p>
+    <w:p>
+      <w:r>
         <w:t>I BILAGA 1 finns mer detaljerad information om ekologi samt krav på livsmiljö hos fridlysta arter.</w:t>
       </w:r>
     </w:p>
@@ -420,6 +492,22 @@
       <w:r>
         <w:t>I den avverkningsanmälda skogen har fridlysta arter sina livsmiljöer och växtplatser. Att skada de fridlysta arternas livsmiljöer, växtplatser eller ekologiska funktion är inte tillåtet enligt artskyddsförordningen.</w:t>
       </w:r>
+      <w:r>
+        <w:rPr>
+          <w:i/>
+        </w:rPr>
+        <w:t xml:space="preserve"> EU:s medlemsländer och skogsbolag är skyldiga att agera i enlighet med EU:s fågeldirektiv där det uttryckligen står att direktivet gäller för fåglar samt för deras ägg, bon och </w:t>
+      </w:r>
+      <w:r>
+        <w:rPr>
+          <w:b/>
+          <w:i/>
+        </w:rPr>
+        <w:t xml:space="preserve">livsmiljöer </w:t>
+      </w:r>
+      <w:r>
+        <w:t>(artikel 1). Vidare att de åtgärder som vidtas inte får leda till en försämring av den nuvarande situationen beträffande bevarandet av de fågelarter som avses i artikel 1 (artikel 13).</w:t>
+      </w:r>
     </w:p>
     <w:p>
       <w:r>
@@ -458,7 +546,7 @@
         <w:rPr>
           <w:i/>
         </w:rPr>
-        <w:t>I det avverkningsanmälda skogsområdet har 1 naturvårdsarter varav 1 rödlistade arter sina livsmiljöer och växtplatser.</w:t>
+        <w:t>I det avverkningsanmälda skogsområdet har 3 naturvårdsarter varav 2 rödlistade arter sina livsmiljöer och växtplatser.</w:t>
       </w:r>
     </w:p>
     <w:p>
@@ -853,6 +941,133 @@
       </w:r>
       <w:r>
         <w:t>https://www.skogsstyrelsen.se/lag-och-tillsyn/artskydd/vagledningar-och-kunskapsstod-artskydd/vagledning-for-hansyn-till-knarot/</w:t>
+      </w:r>
+    </w:p>
+    <w:p>
+      <w:r>
+        <w:t xml:space="preserve">SLU Artdatabanken, 2024. </w:t>
+      </w:r>
+      <w:r>
+        <w:rPr>
+          <w:i/>
+        </w:rPr>
+        <w:t xml:space="preserve">Artfaktablad. Naturvård – artfakta. </w:t>
+      </w:r>
+      <w:r>
+        <w:t>SLU Artdatabanken, Uppsala</w:t>
+      </w:r>
+    </w:p>
+    <w:p>
+      <w:pPr>
+        <w:pStyle w:val="Heading1"/>
+      </w:pPr>
+      <w:r>
+        <w:t>Spillkråka – ekologi samt krav på livsmiljön</w:t>
+      </w:r>
+    </w:p>
+    <w:p>
+      <w:r>
+        <w:t xml:space="preserve">Spillkråka (NT) är rödlistad som nära hotad, fridlyst enligt §4 Artskyddsförordningen, typisk art för </w:t>
+      </w:r>
+      <w:r>
+        <w:rPr>
+          <w:i/>
+        </w:rPr>
+        <w:t xml:space="preserve">9010 Taiga </w:t>
+      </w:r>
+      <w:r>
+        <w:t>och</w:t>
+      </w:r>
+      <w:r>
+        <w:rPr>
+          <w:i/>
+        </w:rPr>
+        <w:t xml:space="preserve"> 9740 Skogsbevuxen myr</w:t>
+      </w:r>
+      <w:r>
+        <w:t xml:space="preserve"> och ingår i bilaga 1 i EU:s fågeldirektiv. Spillkråka lever i både barr- och blandskog liksom i ren lövskog. De tätaste populationerna tenderar att finnas i äldre, variationsrik blandskog med gott om död ved och gamla träd.</w:t>
+      </w:r>
+    </w:p>
+    <w:p>
+      <w:r>
+        <w:t>Varje par utnyttjar 400–1000 hektar skog beroende på skogens kvalitet. En minskning av populationen pågår på grund av minskad tillgång på lämpliga bo- och födoträd och minskad födotillgång. Spillkråkans minskningstakt har uppgått till 19 (24–10) % under de senaste 15 åren. Minskningstakten för den svenska populationen bedöms vara nära gränsvärdet för Sårbar (VU) (A2bc). Skogsbruk med korta omloppstider och täta, homogena ungskogar utgör det största hotet (SLU Artdatabanken 2023).</w:t>
+      </w:r>
+    </w:p>
+    <w:p>
+      <w:pPr>
+        <w:pStyle w:val="Heading2"/>
+      </w:pPr>
+      <w:r>
+        <w:t>Referenser – spillkråka</w:t>
+      </w:r>
+    </w:p>
+    <w:p>
+      <w:r>
+        <w:t xml:space="preserve">SLU Artdatabanken, 2021. </w:t>
+      </w:r>
+      <w:r>
+        <w:rPr>
+          <w:i/>
+        </w:rPr>
+        <w:t xml:space="preserve">Artfaktablad. Naturvård – artfakta. </w:t>
+      </w:r>
+      <w:r>
+        <w:t>SLU Artdatabanken, Uppsala</w:t>
+      </w:r>
+    </w:p>
+    <w:p>
+      <w:pPr>
+        <w:pStyle w:val="Heading1"/>
+      </w:pPr>
+      <w:r>
+        <w:t>Tjäder – ekologi samt krav på livsmiljön</w:t>
+      </w:r>
+    </w:p>
+    <w:p>
+      <w:r>
+        <w:t xml:space="preserve">Tjäder (§4) omfattas av bilaga 1 och 2 EU:s fågeldirektiv och är typisk art för </w:t>
+      </w:r>
+      <w:r>
+        <w:rPr>
+          <w:i/>
+        </w:rPr>
+        <w:t xml:space="preserve">9010 Taiga </w:t>
+      </w:r>
+      <w:r>
+        <w:t xml:space="preserve">och </w:t>
+      </w:r>
+      <w:r>
+        <w:rPr>
+          <w:i/>
+        </w:rPr>
+        <w:t>9740 Skogsbevuxen myr</w:t>
+      </w:r>
+      <w:r>
+        <w:t>. Tjädern är en utpräglad skogsfågel knuten till större sammanhängande barrskogsområden. Tupparna och hönorna utnyttjar till viss del olika miljöer, och habitatvalet varierar dessutom mellan olika delar av året. För att det ska finnas livskraftiga tjäderbestånd krävs funktionella skogslandskap med en blandning av uppvuxen, gles och luckig skog, täta sumpskogar, myrar och andra små våtmarker (Skogsstyrelsen, 2019; SLU Artdatabanken 2024).</w:t>
+      </w:r>
+    </w:p>
+    <w:p>
+      <w:r>
+        <w:t>Arten försvinner när skogen fragmenteras och den sammanlagda arealen hyggen och andra öppna områden blir för stor. Ett småskaligt och försiktigt virkesuttag genom hyggesfria metoder kan i vissa fall vara möjligt i området inom 200 m från lekcentrum. Längre ut från lekcentrum, inom 200–500 m bör den avverkade ytan inte överskrida 1 hektar för att undvika alltför stora och snabba förändringar (Skogsstyrelsen, 2019).</w:t>
+      </w:r>
+    </w:p>
+    <w:p>
+      <w:pPr>
+        <w:pStyle w:val="Heading2"/>
+      </w:pPr>
+      <w:r>
+        <w:t>Referenser – tjäder</w:t>
+      </w:r>
+    </w:p>
+    <w:p>
+      <w:r>
+        <w:t xml:space="preserve">Skogsstyrelsen, 2019. </w:t>
+      </w:r>
+      <w:r>
+        <w:rPr>
+          <w:i/>
+        </w:rPr>
+        <w:t>Vägledning för hänsyn till fåglar – tjäder.</w:t>
       </w:r>
     </w:p>
     <w:p>
@@ -997,7 +1212,7 @@
     <w:r>
       <w:tab/>
       <w:tab/>
-      <w:t>2026-03-04</w:t>
+      <w:t>2026-03-05</w:t>
       <w:br/>
       <w:br/>
     </w:r>

--- a/klagomål/A 8356-2026 FSC-klagomål.docx
+++ b/klagomål/A 8356-2026 FSC-klagomål.docx
@@ -1212,7 +1212,7 @@
     <w:r>
       <w:tab/>
       <w:tab/>
-      <w:t>2026-03-05</w:t>
+      <w:t>2026-03-06</w:t>
       <w:br/>
       <w:br/>
     </w:r>

--- a/klagomål/A 8356-2026 FSC-klagomål.docx
+++ b/klagomål/A 8356-2026 FSC-klagomål.docx
@@ -1212,7 +1212,7 @@
     <w:r>
       <w:tab/>
       <w:tab/>
-      <w:t>2026-03-06</w:t>
+      <w:t>2026-03-07</w:t>
       <w:br/>
       <w:br/>
     </w:r>

--- a/klagomål/A 8356-2026 FSC-klagomål.docx
+++ b/klagomål/A 8356-2026 FSC-klagomål.docx
@@ -1212,7 +1212,7 @@
     <w:r>
       <w:tab/>
       <w:tab/>
-      <w:t>2026-03-07</w:t>
+      <w:t>2026-03-08</w:t>
       <w:br/>
       <w:br/>
     </w:r>

--- a/klagomål/A 8356-2026 FSC-klagomål.docx
+++ b/klagomål/A 8356-2026 FSC-klagomål.docx
@@ -1212,7 +1212,7 @@
     <w:r>
       <w:tab/>
       <w:tab/>
-      <w:t>2026-03-08</w:t>
+      <w:t>2026-03-09</w:t>
       <w:br/>
       <w:br/>
     </w:r>

--- a/klagomål/A 8356-2026 FSC-klagomål.docx
+++ b/klagomål/A 8356-2026 FSC-klagomål.docx
@@ -1212,7 +1212,7 @@
     <w:r>
       <w:tab/>
       <w:tab/>
-      <w:t>2026-03-09</w:t>
+      <w:t>2026-03-10</w:t>
       <w:br/>
       <w:br/>
     </w:r>

--- a/klagomål/A 8356-2026 FSC-klagomål.docx
+++ b/klagomål/A 8356-2026 FSC-klagomål.docx
@@ -385,7 +385,7 @@
         <w:t>Spillkråka (NT, §4)</w:t>
       </w:r>
       <w:r>
-        <w:t xml:space="preserve"> är rödlistad som nära hotad och ingår i bilaga 1 i EU:s fågeldirektiv. Den minskar i population på grund av minskad tillgång på lämpliga bo- och födoträd och minskad födotillgång. Spillkråkans minskningstakt har uppgått till 19 (24–10) % under de senaste 15 åren. Minskningstakten för den svenska populationen bedöms vara nära gränsvärdet för Sårbar (VU) (A2bc). Skogsbruk med korta omloppstider och täta, homogena ungskogar utgör det största hotet. Spillkråka är typisk art för </w:t>
+        <w:t xml:space="preserve"> är rödlistad som nära hotad och ingår i bilaga 1 i EU:s fågeldirektiv. Den minskar i population på grund av minskad tillgång på lämpliga bo- och födoträd och minskad födotillgång. Spillkråkans minskningstakt har uppgått till 19 (24–10) % under de senaste 15 åren och bedöms vara nära gränsvärdet för Sårbar (VU) (A2bc). Spillkråka är en nyckelart i skogliga miljöer vars övergivna bohål utnyttjas av flera andra hålhäckande fågelarter och fladdermöss. Den behöver grova träd, främst tall, asp och bok som boträd. Skogsbruk med korta omloppstider och täta, homogena ungskogar utgör det största hotet. Spillkråka är typisk art för </w:t>
       </w:r>
       <w:r>
         <w:rPr>
@@ -403,7 +403,7 @@
         <w:t xml:space="preserve"> 9740 Skogsbevuxen myr </w:t>
       </w:r>
       <w:r>
-        <w:t>(SLU Artdatabanken, 2023).</w:t>
+        <w:t>(SLU Artdatabanken, 2025; Skogsstyrelsen 2016).</w:t>
       </w:r>
     </w:p>
     <w:p>
@@ -985,7 +985,7 @@
         <w:t xml:space="preserve"> 9740 Skogsbevuxen myr</w:t>
       </w:r>
       <w:r>
-        <w:t xml:space="preserve"> och ingår i bilaga 1 i EU:s fågeldirektiv. Spillkråka lever i både barr- och blandskog liksom i ren lövskog. De tätaste populationerna tenderar att finnas i äldre, variationsrik blandskog med gott om död ved och gamla träd.</w:t>
+        <w:t xml:space="preserve"> och ingår i bilaga 1 i EU:s fågeldirektiv. Spillkråka lever i både barr- och blandskog liksom i ren lövskog. De tätaste populationerna tenderar att finnas i äldre, variationsrik blandskog med gott om död ved och gamla träd. Spillkråka är en nyckelart i skogliga miljöer vars övergivna bohål utnyttjas av flera andra hålhäckande fågelarter och fladdermöss (SLU Artdatabanken, 2023; Skogsstyrelsen 2016).</w:t>
       </w:r>
     </w:p>
     <w:p>
@@ -1003,7 +1003,21 @@
     </w:p>
     <w:p>
       <w:r>
-        <w:t xml:space="preserve">SLU Artdatabanken, 2021. </w:t>
+        <w:t xml:space="preserve">Skogsstyrelsen, 2016. </w:t>
+      </w:r>
+      <w:r>
+        <w:rPr>
+          <w:i/>
+        </w:rPr>
+        <w:t xml:space="preserve">Vägledning för hänsyn till spillkråka. </w:t>
+      </w:r>
+      <w:r>
+        <w:t>Vägledningar och kunskapsstöd artskydd – Skogsstyrelsen.</w:t>
+      </w:r>
+    </w:p>
+    <w:p>
+      <w:r>
+        <w:t xml:space="preserve">SLU Artdatabanken, 2023. </w:t>
       </w:r>
       <w:r>
         <w:rPr>
@@ -1212,7 +1226,7 @@
     <w:r>
       <w:tab/>
       <w:tab/>
-      <w:t>2026-03-10</w:t>
+      <w:t>2026-03-11</w:t>
       <w:br/>
       <w:br/>
     </w:r>

--- a/klagomål/A 8356-2026 FSC-klagomål.docx
+++ b/klagomål/A 8356-2026 FSC-klagomål.docx
@@ -1226,7 +1226,7 @@
     <w:r>
       <w:tab/>
       <w:tab/>
-      <w:t>2026-03-11</w:t>
+      <w:t>2026-03-12</w:t>
       <w:br/>
       <w:br/>
     </w:r>

--- a/klagomål/A 8356-2026 FSC-klagomål.docx
+++ b/klagomål/A 8356-2026 FSC-klagomål.docx
@@ -1226,7 +1226,7 @@
     <w:r>
       <w:tab/>
       <w:tab/>
-      <w:t>2026-03-12</w:t>
+      <w:t>2026-03-13</w:t>
       <w:br/>
       <w:br/>
     </w:r>

--- a/klagomål/A 8356-2026 FSC-klagomål.docx
+++ b/klagomål/A 8356-2026 FSC-klagomål.docx
@@ -1226,7 +1226,7 @@
     <w:r>
       <w:tab/>
       <w:tab/>
-      <w:t>2026-03-13</w:t>
+      <w:t>2026-03-16</w:t>
       <w:br/>
       <w:br/>
     </w:r>

--- a/klagomål/A 8356-2026 FSC-klagomål.docx
+++ b/klagomål/A 8356-2026 FSC-klagomål.docx
@@ -1226,7 +1226,7 @@
     <w:r>
       <w:tab/>
       <w:tab/>
-      <w:t>2026-03-16</w:t>
+      <w:t>2026-03-17</w:t>
       <w:br/>
       <w:br/>
     </w:r>

--- a/klagomål/A 8356-2026 FSC-klagomål.docx
+++ b/klagomål/A 8356-2026 FSC-klagomål.docx
@@ -1226,7 +1226,7 @@
     <w:r>
       <w:tab/>
       <w:tab/>
-      <w:t>2026-03-17</w:t>
+      <w:t>2026-03-18</w:t>
       <w:br/>
       <w:br/>
     </w:r>

--- a/klagomål/A 8356-2026 FSC-klagomål.docx
+++ b/klagomål/A 8356-2026 FSC-klagomål.docx
@@ -1226,7 +1226,7 @@
     <w:r>
       <w:tab/>
       <w:tab/>
-      <w:t>2026-03-18</w:t>
+      <w:t>2026-03-19</w:t>
       <w:br/>
       <w:br/>
     </w:r>

--- a/klagomål/A 8356-2026 FSC-klagomål.docx
+++ b/klagomål/A 8356-2026 FSC-klagomål.docx
@@ -1226,7 +1226,7 @@
     <w:r>
       <w:tab/>
       <w:tab/>
-      <w:t>2026-03-19</w:t>
+      <w:t>2026-03-20</w:t>
       <w:br/>
       <w:br/>
     </w:r>

--- a/klagomål/A 8356-2026 FSC-klagomål.docx
+++ b/klagomål/A 8356-2026 FSC-klagomål.docx
@@ -1226,7 +1226,7 @@
     <w:r>
       <w:tab/>
       <w:tab/>
-      <w:t>2026-03-20</w:t>
+      <w:t>2026-03-21</w:t>
       <w:br/>
       <w:br/>
     </w:r>

--- a/klagomål/A 8356-2026 FSC-klagomål.docx
+++ b/klagomål/A 8356-2026 FSC-klagomål.docx
@@ -1226,7 +1226,7 @@
     <w:r>
       <w:tab/>
       <w:tab/>
-      <w:t>2026-03-21</w:t>
+      <w:t>2026-03-22</w:t>
       <w:br/>
       <w:br/>
     </w:r>

--- a/klagomål/A 8356-2026 FSC-klagomål.docx
+++ b/klagomål/A 8356-2026 FSC-klagomål.docx
@@ -1226,7 +1226,7 @@
     <w:r>
       <w:tab/>
       <w:tab/>
-      <w:t>2026-03-22</w:t>
+      <w:t>2026-03-23</w:t>
       <w:br/>
       <w:br/>
     </w:r>

--- a/klagomål/A 8356-2026 FSC-klagomål.docx
+++ b/klagomål/A 8356-2026 FSC-klagomål.docx
@@ -1226,7 +1226,7 @@
     <w:r>
       <w:tab/>
       <w:tab/>
-      <w:t>2026-04-14</w:t>
+      <w:t>2026-04-15</w:t>
       <w:br/>
       <w:br/>
     </w:r>

--- a/klagomål/A 8356-2026 FSC-klagomål.docx
+++ b/klagomål/A 8356-2026 FSC-klagomål.docx
@@ -1226,7 +1226,7 @@
     <w:r>
       <w:tab/>
       <w:tab/>
-      <w:t>2026-04-15</w:t>
+      <w:t>2026-04-16</w:t>
       <w:br/>
       <w:br/>
     </w:r>

--- a/klagomål/A 8356-2026 FSC-klagomål.docx
+++ b/klagomål/A 8356-2026 FSC-klagomål.docx
@@ -1226,7 +1226,7 @@
     <w:r>
       <w:tab/>
       <w:tab/>
-      <w:t>2026-04-16</w:t>
+      <w:t>2026-04-17</w:t>
       <w:br/>
       <w:br/>
     </w:r>

--- a/klagomål/A 8356-2026 FSC-klagomål.docx
+++ b/klagomål/A 8356-2026 FSC-klagomål.docx
@@ -1226,7 +1226,7 @@
     <w:r>
       <w:tab/>
       <w:tab/>
-      <w:t>2026-04-17</w:t>
+      <w:t>2026-04-18</w:t>
       <w:br/>
       <w:br/>
     </w:r>

--- a/klagomål/A 8356-2026 FSC-klagomål.docx
+++ b/klagomål/A 8356-2026 FSC-klagomål.docx
@@ -1226,7 +1226,7 @@
     <w:r>
       <w:tab/>
       <w:tab/>
-      <w:t>2026-04-18</w:t>
+      <w:t>2026-04-19</w:t>
       <w:br/>
       <w:br/>
     </w:r>

--- a/klagomål/A 8356-2026 FSC-klagomål.docx
+++ b/klagomål/A 8356-2026 FSC-klagomål.docx
@@ -1226,7 +1226,7 @@
     <w:r>
       <w:tab/>
       <w:tab/>
-      <w:t>2026-04-19</w:t>
+      <w:t>2026-04-20</w:t>
       <w:br/>
       <w:br/>
     </w:r>

--- a/klagomål/A 8356-2026 FSC-klagomål.docx
+++ b/klagomål/A 8356-2026 FSC-klagomål.docx
@@ -1226,7 +1226,7 @@
     <w:r>
       <w:tab/>
       <w:tab/>
-      <w:t>2026-04-20</w:t>
+      <w:t>2026-04-21</w:t>
       <w:br/>
       <w:br/>
     </w:r>

--- a/klagomål/A 8356-2026 FSC-klagomål.docx
+++ b/klagomål/A 8356-2026 FSC-klagomål.docx
@@ -1226,7 +1226,7 @@
     <w:r>
       <w:tab/>
       <w:tab/>
-      <w:t>2026-04-21</w:t>
+      <w:t>2026-04-22</w:t>
       <w:br/>
       <w:br/>
     </w:r>

--- a/klagomål/A 8356-2026 FSC-klagomål.docx
+++ b/klagomål/A 8356-2026 FSC-klagomål.docx
@@ -1226,7 +1226,7 @@
     <w:r>
       <w:tab/>
       <w:tab/>
-      <w:t>2026-04-22</w:t>
+      <w:t>2026-04-23</w:t>
       <w:br/>
       <w:br/>
     </w:r>

--- a/klagomål/A 8356-2026 FSC-klagomål.docx
+++ b/klagomål/A 8356-2026 FSC-klagomål.docx
@@ -1226,7 +1226,7 @@
     <w:r>
       <w:tab/>
       <w:tab/>
-      <w:t>2026-04-23</w:t>
+      <w:t>2026-04-24</w:t>
       <w:br/>
       <w:br/>
     </w:r>

--- a/klagomål/A 8356-2026 FSC-klagomål.docx
+++ b/klagomål/A 8356-2026 FSC-klagomål.docx
@@ -1226,7 +1226,7 @@
     <w:r>
       <w:tab/>
       <w:tab/>
-      <w:t>2026-04-24</w:t>
+      <w:t>2026-04-25</w:t>
       <w:br/>
       <w:br/>
     </w:r>

--- a/klagomål/A 8356-2026 FSC-klagomål.docx
+++ b/klagomål/A 8356-2026 FSC-klagomål.docx
@@ -1226,7 +1226,7 @@
     <w:r>
       <w:tab/>
       <w:tab/>
-      <w:t>2026-04-25</w:t>
+      <w:t>2026-04-26</w:t>
       <w:br/>
       <w:br/>
     </w:r>

--- a/klagomål/A 8356-2026 FSC-klagomål.docx
+++ b/klagomål/A 8356-2026 FSC-klagomål.docx
@@ -1226,7 +1226,7 @@
     <w:r>
       <w:tab/>
       <w:tab/>
-      <w:t>2026-04-26</w:t>
+      <w:t>2026-04-27</w:t>
       <w:br/>
       <w:br/>
     </w:r>

--- a/klagomål/A 8356-2026 FSC-klagomål.docx
+++ b/klagomål/A 8356-2026 FSC-klagomål.docx
@@ -1226,7 +1226,7 @@
     <w:r>
       <w:tab/>
       <w:tab/>
-      <w:t>2026-04-27</w:t>
+      <w:t>2026-04-28</w:t>
       <w:br/>
       <w:br/>
     </w:r>
